--- a/output/投研舆情晨报_2026-09-29.docx
+++ b/output/投研舆情晨报_2026-09-29.docx
@@ -19,7 +19,7 @@
           <w:color w:val="8A939E"/>
           <w:sz w:val="18"/>
         </w:rPr>
-        <w:t>覆盖 6 家媒体 · 入库 16,364 条 · 去重后 1,960 条 · 识别热点 55 个</w:t>
+        <w:t>覆盖 6 家媒体 · 入库 16,266 条 · 去重后 2,098 条 · 识别热点 55 个</w:t>
       </w:r>
     </w:p>
     <w:p>
@@ -126,7 +126,7 @@
           </w:tcPr>
           <w:p>
             <w:r>
-              <w:t>0.770</w:t>
+              <w:t>0.791</w:t>
             </w:r>
           </w:p>
         </w:tc>
@@ -166,7 +166,7 @@
           </w:tcPr>
           <w:p>
             <w:r>
-              <w:t>9/3</w:t>
+              <w:t>11/3</w:t>
             </w:r>
           </w:p>
         </w:tc>
@@ -179,6 +179,68 @@
           <w:p>
             <w:r>
               <w:t>2</w:t>
+            </w:r>
+          </w:p>
+        </w:tc>
+        <w:tc>
+          <w:tcPr>
+            <w:tcW w:type="dxa" w:w="1440"/>
+          </w:tcPr>
+          <w:p>
+            <w:r>
+              <w:t>0.789</w:t>
+            </w:r>
+          </w:p>
+        </w:tc>
+        <w:tc>
+          <w:tcPr>
+            <w:tcW w:type="dxa" w:w="1440"/>
+          </w:tcPr>
+          <w:p>
+            <w:r>
+              <w:t>爆点</w:t>
+            </w:r>
+          </w:p>
+        </w:tc>
+        <w:tc>
+          <w:tcPr>
+            <w:tcW w:type="dxa" w:w="1440"/>
+          </w:tcPr>
+          <w:p>
+            <w:r>
+              <w:t>宏观政策</w:t>
+            </w:r>
+          </w:p>
+        </w:tc>
+        <w:tc>
+          <w:tcPr>
+            <w:tcW w:type="dxa" w:w="1440"/>
+          </w:tcPr>
+          <w:p>
+            <w:r>
+              <w:t>美债抛售潮下的大反转！债市老将Bianco六年来首次看多，称</w:t>
+            </w:r>
+          </w:p>
+        </w:tc>
+        <w:tc>
+          <w:tcPr>
+            <w:tcW w:type="dxa" w:w="1440"/>
+          </w:tcPr>
+          <w:p>
+            <w:r>
+              <w:t>12/3</w:t>
+            </w:r>
+          </w:p>
+        </w:tc>
+      </w:tr>
+      <w:tr>
+        <w:tc>
+          <w:tcPr>
+            <w:tcW w:type="dxa" w:w="1440"/>
+          </w:tcPr>
+          <w:p>
+            <w:r>
+              <w:t>3</w:t>
             </w:r>
           </w:p>
         </w:tc>
@@ -240,7 +302,7 @@
           </w:tcPr>
           <w:p>
             <w:r>
-              <w:t>3</w:t>
+              <w:t>4</w:t>
             </w:r>
           </w:p>
         </w:tc>
@@ -250,7 +312,7 @@
           </w:tcPr>
           <w:p>
             <w:r>
-              <w:t>0.701</w:t>
+              <w:t>0.725</w:t>
             </w:r>
           </w:p>
         </w:tc>
@@ -270,7 +332,7 @@
           </w:tcPr>
           <w:p>
             <w:r>
-              <w:t>宏观政策</w:t>
+              <w:t>半导体</w:t>
             </w:r>
           </w:p>
         </w:tc>
@@ -280,7 +342,7 @@
           </w:tcPr>
           <w:p>
             <w:r>
-              <w:t>美债抛售潮下的大反转！债市老将Bianco六年来首次看多，称</w:t>
+              <w:t>美股科技股冰火两重天，ARM大跌近9%，英伟达逼近历史新高，</w:t>
             </w:r>
           </w:p>
         </w:tc>
@@ -290,7 +352,7 @@
           </w:tcPr>
           <w:p>
             <w:r>
-              <w:t>11/3</w:t>
+              <w:t>10/3</w:t>
             </w:r>
           </w:p>
         </w:tc>
@@ -302,7 +364,7 @@
           </w:tcPr>
           <w:p>
             <w:r>
-              <w:t>4</w:t>
+              <w:t>5</w:t>
             </w:r>
           </w:p>
         </w:tc>
@@ -312,7 +374,7 @@
           </w:tcPr>
           <w:p>
             <w:r>
-              <w:t>0.691</w:t>
+              <w:t>0.706</w:t>
             </w:r>
           </w:p>
         </w:tc>
@@ -343,68 +405,6 @@
           <w:p>
             <w:r>
               <w:t>国内商品期货开盘，集运欧线涨超5%，沥青、甲醇涨超2%，沪银</w:t>
-            </w:r>
-          </w:p>
-        </w:tc>
-        <w:tc>
-          <w:tcPr>
-            <w:tcW w:type="dxa" w:w="1440"/>
-          </w:tcPr>
-          <w:p>
-            <w:r>
-              <w:t>6/3</w:t>
-            </w:r>
-          </w:p>
-        </w:tc>
-      </w:tr>
-      <w:tr>
-        <w:tc>
-          <w:tcPr>
-            <w:tcW w:type="dxa" w:w="1440"/>
-          </w:tcPr>
-          <w:p>
-            <w:r>
-              <w:t>5</w:t>
-            </w:r>
-          </w:p>
-        </w:tc>
-        <w:tc>
-          <w:tcPr>
-            <w:tcW w:type="dxa" w:w="1440"/>
-          </w:tcPr>
-          <w:p>
-            <w:r>
-              <w:t>0.689</w:t>
-            </w:r>
-          </w:p>
-        </w:tc>
-        <w:tc>
-          <w:tcPr>
-            <w:tcW w:type="dxa" w:w="1440"/>
-          </w:tcPr>
-          <w:p>
-            <w:r>
-              <w:t>爆点</w:t>
-            </w:r>
-          </w:p>
-        </w:tc>
-        <w:tc>
-          <w:tcPr>
-            <w:tcW w:type="dxa" w:w="1440"/>
-          </w:tcPr>
-          <w:p>
-            <w:r>
-              <w:t>综合</w:t>
-            </w:r>
-          </w:p>
-        </w:tc>
-        <w:tc>
-          <w:tcPr>
-            <w:tcW w:type="dxa" w:w="1440"/>
-          </w:tcPr>
-          <w:p>
-            <w:r>
-              <w:t>西藏37家企业参展数贸会 意向合作金额5935万元</w:t>
             </w:r>
           </w:p>
         </w:tc>
@@ -498,6 +498,68 @@
           </w:tcPr>
           <w:p>
             <w:r>
+              <w:t>0.673</w:t>
+            </w:r>
+          </w:p>
+        </w:tc>
+        <w:tc>
+          <w:tcPr>
+            <w:tcW w:type="dxa" w:w="1440"/>
+          </w:tcPr>
+          <w:p>
+            <w:r>
+              <w:t>高热</w:t>
+            </w:r>
+          </w:p>
+        </w:tc>
+        <w:tc>
+          <w:tcPr>
+            <w:tcW w:type="dxa" w:w="1440"/>
+          </w:tcPr>
+          <w:p>
+            <w:r>
+              <w:t>综合</w:t>
+            </w:r>
+          </w:p>
+        </w:tc>
+        <w:tc>
+          <w:tcPr>
+            <w:tcW w:type="dxa" w:w="1440"/>
+          </w:tcPr>
+          <w:p>
+            <w:r>
+              <w:t>京港高铁雄商段开通运营 河南商丘至北京行程缩短近1小时</w:t>
+            </w:r>
+          </w:p>
+        </w:tc>
+        <w:tc>
+          <w:tcPr>
+            <w:tcW w:type="dxa" w:w="1440"/>
+          </w:tcPr>
+          <w:p>
+            <w:r>
+              <w:t>8/2</w:t>
+            </w:r>
+          </w:p>
+        </w:tc>
+      </w:tr>
+      <w:tr>
+        <w:tc>
+          <w:tcPr>
+            <w:tcW w:type="dxa" w:w="1440"/>
+          </w:tcPr>
+          <w:p>
+            <w:r>
+              <w:t>8</w:t>
+            </w:r>
+          </w:p>
+        </w:tc>
+        <w:tc>
+          <w:tcPr>
+            <w:tcW w:type="dxa" w:w="1440"/>
+          </w:tcPr>
+          <w:p>
+            <w:r>
               <w:t>0.655</w:t>
             </w:r>
           </w:p>
@@ -550,7 +612,7 @@
           </w:tcPr>
           <w:p>
             <w:r>
-              <w:t>8</w:t>
+              <w:t>9</w:t>
             </w:r>
           </w:p>
         </w:tc>
@@ -612,7 +674,7 @@
           </w:tcPr>
           <w:p>
             <w:r>
-              <w:t>9</w:t>
+              <w:t>10</w:t>
             </w:r>
           </w:p>
         </w:tc>
@@ -642,7 +704,7 @@
           </w:tcPr>
           <w:p>
             <w:r>
-              <w:t>金融市场</w:t>
+              <w:t>综合</w:t>
             </w:r>
           </w:p>
         </w:tc>
@@ -652,7 +714,7 @@
           </w:tcPr>
           <w:p>
             <w:r>
-              <w:t>上证指数开盘报3878.41点，跌0.26%。 深证成指开盘</w:t>
+              <w:t>中央企业发展“十五五”规划：凸显增加值，弱化营业收入等规模类</w:t>
             </w:r>
           </w:p>
         </w:tc>
@@ -662,69 +724,7 @@
           </w:tcPr>
           <w:p>
             <w:r>
-              <w:t>7/3</w:t>
-            </w:r>
-          </w:p>
-        </w:tc>
-      </w:tr>
-      <w:tr>
-        <w:tc>
-          <w:tcPr>
-            <w:tcW w:type="dxa" w:w="1440"/>
-          </w:tcPr>
-          <w:p>
-            <w:r>
-              <w:t>10</w:t>
-            </w:r>
-          </w:p>
-        </w:tc>
-        <w:tc>
-          <w:tcPr>
-            <w:tcW w:type="dxa" w:w="1440"/>
-          </w:tcPr>
-          <w:p>
-            <w:r>
-              <w:t>0.608</w:t>
-            </w:r>
-          </w:p>
-        </w:tc>
-        <w:tc>
-          <w:tcPr>
-            <w:tcW w:type="dxa" w:w="1440"/>
-          </w:tcPr>
-          <w:p>
-            <w:r>
-              <w:t>高热</w:t>
-            </w:r>
-          </w:p>
-        </w:tc>
-        <w:tc>
-          <w:tcPr>
-            <w:tcW w:type="dxa" w:w="1440"/>
-          </w:tcPr>
-          <w:p>
-            <w:r>
-              <w:t>半导体</w:t>
-            </w:r>
-          </w:p>
-        </w:tc>
-        <w:tc>
-          <w:tcPr>
-            <w:tcW w:type="dxa" w:w="1440"/>
-          </w:tcPr>
-          <w:p>
-            <w:r>
-              <w:t>四大证券报头版头条内容精华摘要_2026年9月28日_财经新</w:t>
-            </w:r>
-          </w:p>
-        </w:tc>
-        <w:tc>
-          <w:tcPr>
-            <w:tcW w:type="dxa" w:w="1440"/>
-          </w:tcPr>
-          <w:p>
-            <w:r>
-              <w:t>5/3</w:t>
+              <w:t>7/2</w:t>
             </w:r>
           </w:p>
         </w:tc>
@@ -755,7 +755,7 @@
           <w:color w:val="8A939E"/>
           <w:sz w:val="18"/>
         </w:rPr>
-        <w:t>热度 0.770（爆点）· 9 篇 / 3 家媒体 · 金融市场</w:t>
+        <w:t>热度 0.791（爆点）· 11 篇 / 3 家媒体 · 金融市场</w:t>
       </w:r>
     </w:p>
     <w:p>
@@ -767,7 +767,7 @@
         <w:t>事件概述：</w:t>
       </w:r>
       <w:r>
-        <w:t>「香港恒生指数开盘涨0.18%，报24554.58点；恒生科技指数涨0.29%。腾」由 9 篇报道聚合而成，覆盖 3 家媒体，热度 0.77（爆点），所属板块类目：金融市场。</w:t>
+        <w:t>「香港恒生指数开盘涨0.18%，报24554.58点；恒生科技指数涨0.29%。腾」由 11 篇报道聚合而成，覆盖 3 家媒体，热度 0.791（爆点），所属板块类目：金融市场。</w:t>
       </w:r>
     </w:p>
     <w:p>
@@ -812,7 +812,81 @@
           <w:color w:val="8A939E"/>
           <w:sz w:val="17"/>
         </w:rPr>
-        <w:t>引用：[1]香港恒生指数开盘涨0.18%，报24554.58点； / [2]港股开盘：恒生指数高开0.18% 恒生科技指数高开0 / [3]香港恒生指数上涨1%。 / [4]港股午评：恒指涨0.64% 科指跌0.54% 石油股</w:t>
+        <w:t>引用：[1]香港恒生指数开盘涨0.18%，报24554.58点； / [2]港股开盘：恒生指数高开0.18% 恒生科技指数高开0 / [3]香港恒生指数上涨1%。 / [4]恒生科技指数盘初跌1%。</w:t>
+      </w:r>
+    </w:p>
+    <w:p>
+      <w:pPr>
+        <w:pStyle w:val="Heading2"/>
+      </w:pPr>
+      <w:r>
+        <w:t>美债抛售潮下的大反转！债市老将Bianco六年来首次看多，称5%收益率是“价值买点”</w:t>
+      </w:r>
+    </w:p>
+    <w:p>
+      <w:r>
+        <w:rPr>
+          <w:color w:val="8A939E"/>
+          <w:sz w:val="18"/>
+        </w:rPr>
+        <w:t>热度 0.789（爆点）· 12 篇 / 3 家媒体 · 宏观政策</w:t>
+      </w:r>
+    </w:p>
+    <w:p>
+      <w:r>
+        <w:rPr>
+          <w:b/>
+          <w:color w:val="16324F"/>
+        </w:rPr>
+        <w:t>事件概述：</w:t>
+      </w:r>
+      <w:r>
+        <w:t>「美债抛售潮下的大反转！债市老将Bianco六年来首次看多，称5%收益率是“价值买点”」由 12 篇报道聚合而成，覆盖 3 家媒体，热度 0.789（爆点），所属板块类目：宏观政策。</w:t>
+      </w:r>
+    </w:p>
+    <w:p>
+      <w:r>
+        <w:rPr>
+          <w:b/>
+          <w:color w:val="16324F"/>
+        </w:rPr>
+        <w:t>关键信息：</w:t>
+      </w:r>
+      <w:r>
+        <w:t>美债抛售潮下的大反转！债市老将Bianco六年来首次看多，称5%收益率是“价值买；美债收益率飙至20年高点 债市老将六年来首度转为看多；5.27%！10年期美债收益率创2007年以来新高 万物皆在重估？</w:t>
+      </w:r>
+    </w:p>
+    <w:p>
+      <w:r>
+        <w:rPr>
+          <w:b/>
+          <w:color w:val="16324F"/>
+        </w:rPr>
+        <w:t>市场影响：</w:t>
+      </w:r>
+      <w:r>
+        <w:t>关联板块代码：BK0800。（LLM 不可用，未生成研判，以上为检索与统计事实）</w:t>
+      </w:r>
+    </w:p>
+    <w:p>
+      <w:r>
+        <w:rPr>
+          <w:b/>
+          <w:color w:val="16324F"/>
+        </w:rPr>
+        <w:t>关注要点：</w:t>
+      </w:r>
+      <w:r>
+        <w:t>建议人工复核该事件的后续进展与板块联动。</w:t>
+      </w:r>
+    </w:p>
+    <w:p>
+      <w:r>
+        <w:rPr>
+          <w:color w:val="8A939E"/>
+          <w:sz w:val="17"/>
+        </w:rPr>
+        <w:t>引用：[1]美债抛售潮下的大反转！债市老将Bianco六年来首次 / [2]美债收益率飙至20年高点 债市老将六年来首度转为看多 / [3]5.27%！10年期美债收益率创2007年以来新高  / [4]抛售潮加剧，美国10年期国债收益率破5.2%，创近2</w:t>
       </w:r>
     </w:p>
     <w:p>
@@ -894,7 +968,7 @@
         <w:pStyle w:val="Heading2"/>
       </w:pPr>
       <w:r>
-        <w:t>美债抛售潮下的大反转！债市老将Bianco六年来首次看多，称5%收益率是“价值买点”</w:t>
+        <w:t>美股科技股冰火两重天，ARM大跌近9%，英伟达逼近历史新高，中国资产逆势上涨，网易涨超5</w:t>
       </w:r>
     </w:p>
     <w:p>
@@ -903,7 +977,7 @@
           <w:color w:val="8A939E"/>
           <w:sz w:val="18"/>
         </w:rPr>
-        <w:t>热度 0.701（爆点）· 11 篇 / 3 家媒体 · 宏观政策</w:t>
+        <w:t>热度 0.725（爆点）· 10 篇 / 3 家媒体 · 半导体</w:t>
       </w:r>
     </w:p>
     <w:p>
@@ -915,7 +989,7 @@
         <w:t>事件概述：</w:t>
       </w:r>
       <w:r>
-        <w:t>「美债抛售潮下的大反转！债市老将Bianco六年来首次看多，称5%收益率是“价值买点”」由 11 篇报道聚合而成，覆盖 3 家媒体，热度 0.701（爆点），所属板块类目：宏观政策。</w:t>
+        <w:t>「美股科技股冰火两重天，ARM大跌近9%，英伟达逼近历史新高，中国资产逆势上涨，网易涨超5%」由 10 篇报道聚合而成，覆盖 3 家媒体，热度 0.725（爆点），所属板块类目：半导体。</w:t>
       </w:r>
     </w:p>
     <w:p>
@@ -927,7 +1001,7 @@
         <w:t>关键信息：</w:t>
       </w:r>
       <w:r>
-        <w:t>美债抛售潮下的大反转！债市老将Bianco六年来首次看多，称5%收益率是“价值买；美债收益率飙至20年高点 债市老将六年来首度转为看多；5.27%！10年期美债收益率创2007年以来新高 万物皆在重估？</w:t>
+        <w:t>美股科技股冰火两重天，ARM大跌近9%，英伟达逼近历史新高，中国资产逆势上涨，网；美股集体低开 英伟达逆势涨近2%逼近历史新高；美股整体下跌之际中概股多数上涨 网易涨超5%</w:t>
       </w:r>
     </w:p>
     <w:p>
@@ -939,7 +1013,7 @@
         <w:t>市场影响：</w:t>
       </w:r>
       <w:r>
-        <w:t>关联板块代码：BK0800。（LLM 不可用，未生成研判，以上为检索与统计事实）</w:t>
+        <w:t>关联板块代码：BK1161、BK1675、BK1036、BK0459、BK0448。（LLM 不可用，未生成研判，以上为检索与统计事实）</w:t>
       </w:r>
     </w:p>
     <w:p>
@@ -960,7 +1034,7 @@
           <w:color w:val="8A939E"/>
           <w:sz w:val="17"/>
         </w:rPr>
-        <w:t>引用：[1]美债抛售潮下的大反转！债市老将Bianco六年来首次 / [2]美债收益率飙至20年高点 债市老将六年来首度转为看多 / [3]5.27%！10年期美债收益率创2007年以来新高  / [4]抛售潮加剧，美国10年期国债收益率破5.2%，创近2</w:t>
+        <w:t>引用：[1]美股科技股冰火两重天，ARM大跌近9%，英伟达逼近历 / [2]美股集体低开 英伟达逆势涨近2%逼近历史新高 / [3]美股整体下跌之际中概股多数上涨 网易涨超5% / [4]9月29日隔夜要闻：美股收跌 油价微升 金价下挫 俄</w:t>
       </w:r>
     </w:p>
     <w:p>
@@ -977,7 +1051,7 @@
           <w:color w:val="8A939E"/>
           <w:sz w:val="18"/>
         </w:rPr>
-        <w:t>热度 0.691（爆点）· 6 篇 / 3 家媒体 · 大宗与能化</w:t>
+        <w:t>热度 0.706（爆点）· 7 篇 / 3 家媒体 · 大宗与能化</w:t>
       </w:r>
     </w:p>
     <w:p>
@@ -989,7 +1063,7 @@
         <w:t>事件概述：</w:t>
       </w:r>
       <w:r>
-        <w:t>「国内商品期货开盘，集运欧线涨超5%，沥青、甲醇涨超2%，沪银、碳酸锂跌超2%，玻」由 6 篇报道聚合而成，覆盖 3 家媒体，热度 0.691（爆点），所属板块类目：大宗与能化。</w:t>
+        <w:t>「国内商品期货开盘，集运欧线涨超5%，沥青、甲醇涨超2%，沪银、碳酸锂跌超2%，玻」由 7 篇报道聚合而成，覆盖 3 家媒体，热度 0.706（爆点），所属板块类目：大宗与能化。</w:t>
       </w:r>
     </w:p>
     <w:p>
@@ -1039,80 +1113,6 @@
     </w:p>
     <w:p>
       <w:pPr>
-        <w:pStyle w:val="Heading2"/>
-      </w:pPr>
-      <w:r>
-        <w:t>西藏37家企业参展数贸会 意向合作金额5935万元</w:t>
-      </w:r>
-    </w:p>
-    <w:p>
-      <w:r>
-        <w:rPr>
-          <w:color w:val="8A939E"/>
-          <w:sz w:val="18"/>
-        </w:rPr>
-        <w:t>热度 0.689（爆点）· 7 篇 / 3 家媒体 · 综合</w:t>
-      </w:r>
-    </w:p>
-    <w:p>
-      <w:r>
-        <w:rPr>
-          <w:b/>
-          <w:color w:val="16324F"/>
-        </w:rPr>
-        <w:t>事件概述：</w:t>
-      </w:r>
-      <w:r>
-        <w:t>「西藏37家企业参展数贸会 意向合作金额5935万元」由 7 篇报道聚合而成，覆盖 3 家媒体，热度 0.689（爆点），所属板块类目：综合。</w:t>
-      </w:r>
-    </w:p>
-    <w:p>
-      <w:r>
-        <w:rPr>
-          <w:b/>
-          <w:color w:val="16324F"/>
-        </w:rPr>
-        <w:t>关键信息：</w:t>
-      </w:r>
-      <w:r>
-        <w:t>西藏37家企业参展数贸会 意向合作金额5935万元；第五届数贸会今天闭幕 超5万名专业客商到会采购；从制造到贸易，数贸会见证AI加速融入产业与创新</w:t>
-      </w:r>
-    </w:p>
-    <w:p>
-      <w:r>
-        <w:rPr>
-          <w:b/>
-          <w:color w:val="16324F"/>
-        </w:rPr>
-        <w:t>市场影响：</w:t>
-      </w:r>
-      <w:r>
-        <w:t>关联板块代码：本簇未携带板块标签。（LLM 不可用，未生成研判，以上为检索与统计事实）</w:t>
-      </w:r>
-    </w:p>
-    <w:p>
-      <w:r>
-        <w:rPr>
-          <w:b/>
-          <w:color w:val="16324F"/>
-        </w:rPr>
-        <w:t>关注要点：</w:t>
-      </w:r>
-      <w:r>
-        <w:t>建议人工复核该事件的后续进展与板块联动。</w:t>
-      </w:r>
-    </w:p>
-    <w:p>
-      <w:r>
-        <w:rPr>
-          <w:color w:val="8A939E"/>
-          <w:sz w:val="17"/>
-        </w:rPr>
-        <w:t>引用：[1]西藏37家企业参展数贸会 意向合作金额5935万元 / [2]第五届数贸会今天闭幕 超5万名专业客商到会采购 / [3]从制造到贸易，数贸会见证AI加速融入产业与创新 / [4]遇见AI未来链接全球商机 第五届数贸会在杭州闭幕</w:t>
-      </w:r>
-    </w:p>
-    <w:p>
-      <w:pPr>
         <w:pStyle w:val="Heading1"/>
       </w:pPr>
       <w:r>
@@ -1127,7 +1127,7 @@
         <w:pStyle w:val="ListBullet"/>
       </w:pPr>
       <w:r>
-        <w:t>采集：6 家媒体公开接口，累计入库 16,364 条</w:t>
+        <w:t>采集：6 家媒体公开接口，累计入库 16,266 条</w:t>
       </w:r>
     </w:p>
     <w:p>
@@ -1135,7 +1135,7 @@
         <w:pStyle w:val="ListBullet"/>
       </w:pPr>
       <w:r>
-        <w:t>三层去重：2,253 → 1,960 条（精确143/SimHash8/语义142）</w:t>
+        <w:t>三层去重：2,382 → 2,098 条（精确128/SimHash10/语义146）</w:t>
       </w:r>
     </w:p>
     <w:p>
